--- a/doc/dana_talk_update_2026-09-07.docx
+++ b/doc/dana_talk_update_2026-09-07.docx
@@ -77,8 +77,8 @@
     <w:tbl>
       <w:tblPr>
         <w:tblStyle w:val="Table"/>
-        <w:tblW w:w="0" w:type="auto"/>
-        <w:tblLook w:val="04A0" w:firstRow="1" w:lastRow="0" w:firstColumn="1" w:lastColumn="0" w:noHBand="0" w:noVBand="1"/>
+        <w:tblW w:type="auto" w:w="0"/>
+        <w:tblLook w:firstColumn="1" w:firstRow="1" w:lastColumn="0" w:lastRow="0" w:noHBand="0" w:noVBand="1" w:val="04A0"/>
       </w:tblPr>
       <w:tblGrid>
         <w:gridCol w:w="2340"/>
@@ -88,12 +88,11 @@
       </w:tblGrid>
       <w:tr>
         <w:trPr>
-          <w:cnfStyle w:val="100000000000" w:firstRow="1" w:lastRow="0" w:firstColumn="0" w:lastColumn="0" w:oddVBand="0" w:evenVBand="0" w:oddHBand="0" w:evenHBand="0" w:firstRowFirstColumn="0" w:firstRowLastColumn="0" w:lastRowFirstColumn="0" w:lastRowLastColumn="0"/>
           <w:tblHeader/>
         </w:trPr>
         <w:tc>
           <w:tcPr>
-            <w:tcW w:w="2340" w:type="dxa"/>
+            <w:tcW w:type="dxa" w:w="2340"/>
           </w:tcPr>
           <w:p>
             <w:r>
@@ -106,7 +105,7 @@
         </w:tc>
         <w:tc>
           <w:tcPr>
-            <w:tcW w:w="2340" w:type="dxa"/>
+            <w:tcW w:type="dxa" w:w="2340"/>
           </w:tcPr>
           <w:p>
             <w:r>
@@ -119,7 +118,7 @@
         </w:tc>
         <w:tc>
           <w:tcPr>
-            <w:tcW w:w="2340" w:type="dxa"/>
+            <w:tcW w:type="dxa" w:w="2340"/>
           </w:tcPr>
           <w:p>
             <w:r>
@@ -132,7 +131,7 @@
         </w:tc>
         <w:tc>
           <w:tcPr>
-            <w:tcW w:w="2340" w:type="dxa"/>
+            <w:tcW w:type="dxa" w:w="2340"/>
           </w:tcPr>
           <w:p>
             <w:r>
@@ -147,7 +146,7 @@
       <w:tr>
         <w:tc>
           <w:tcPr>
-            <w:tcW w:w="2340" w:type="dxa"/>
+            <w:tcW w:type="dxa" w:w="2340"/>
           </w:tcPr>
           <w:p>
             <w:r>
@@ -157,31 +156,31 @@
         </w:tc>
         <w:tc>
           <w:tcPr>
-            <w:tcW w:w="2340" w:type="dxa"/>
-          </w:tcPr>
-          <w:p>
-            <w:r>
-              <w:t>3.417</w:t>
-            </w:r>
-          </w:p>
-        </w:tc>
-        <w:tc>
-          <w:tcPr>
-            <w:tcW w:w="2340" w:type="dxa"/>
-          </w:tcPr>
-          <w:p>
-            <w:r>
-              <w:t>0.530</w:t>
-            </w:r>
-          </w:p>
-        </w:tc>
-        <w:tc>
-          <w:tcPr>
-            <w:tcW w:w="2340" w:type="dxa"/>
-          </w:tcPr>
-          <w:p>
-            <w:r>
-              <w:t>93 / 91</w:t>
+            <w:tcW w:type="dxa" w:w="2340"/>
+          </w:tcPr>
+          <w:p>
+            <w:r>
+              <w:t>3.451</w:t>
+            </w:r>
+          </w:p>
+        </w:tc>
+        <w:tc>
+          <w:tcPr>
+            <w:tcW w:type="dxa" w:w="2340"/>
+          </w:tcPr>
+          <w:p>
+            <w:r>
+              <w:t>0.535</w:t>
+            </w:r>
+          </w:p>
+        </w:tc>
+        <w:tc>
+          <w:tcPr>
+            <w:tcW w:type="dxa" w:w="2340"/>
+          </w:tcPr>
+          <w:p>
+            <w:r>
+              <w:t>92 / 90</w:t>
             </w:r>
           </w:p>
         </w:tc>
@@ -189,7 +188,7 @@
       <w:tr>
         <w:tc>
           <w:tcPr>
-            <w:tcW w:w="2340" w:type="dxa"/>
+            <w:tcW w:type="dxa" w:w="2340"/>
           </w:tcPr>
           <w:p>
             <w:r>
@@ -199,31 +198,31 @@
         </w:tc>
         <w:tc>
           <w:tcPr>
-            <w:tcW w:w="2340" w:type="dxa"/>
-          </w:tcPr>
-          <w:p>
-            <w:r>
-              <w:t>4.209</w:t>
-            </w:r>
-          </w:p>
-        </w:tc>
-        <w:tc>
-          <w:tcPr>
-            <w:tcW w:w="2340" w:type="dxa"/>
-          </w:tcPr>
-          <w:p>
-            <w:r>
-              <w:t>0.679</w:t>
-            </w:r>
-          </w:p>
-        </w:tc>
-        <w:tc>
-          <w:tcPr>
-            <w:tcW w:w="2340" w:type="dxa"/>
-          </w:tcPr>
-          <w:p>
-            <w:r>
-              <w:t>93 / 91</w:t>
+            <w:tcW w:type="dxa" w:w="2340"/>
+          </w:tcPr>
+          <w:p>
+            <w:r>
+              <w:t>4.269</w:t>
+            </w:r>
+          </w:p>
+        </w:tc>
+        <w:tc>
+          <w:tcPr>
+            <w:tcW w:type="dxa" w:w="2340"/>
+          </w:tcPr>
+          <w:p>
+            <w:r>
+              <w:t>0.695</w:t>
+            </w:r>
+          </w:p>
+        </w:tc>
+        <w:tc>
+          <w:tcPr>
+            <w:tcW w:type="dxa" w:w="2340"/>
+          </w:tcPr>
+          <w:p>
+            <w:r>
+              <w:t>92 / 90</w:t>
             </w:r>
           </w:p>
         </w:tc>
@@ -231,7 +230,7 @@
       <w:tr>
         <w:tc>
           <w:tcPr>
-            <w:tcW w:w="2340" w:type="dxa"/>
+            <w:tcW w:type="dxa" w:w="2340"/>
           </w:tcPr>
           <w:p>
             <w:r>
@@ -241,31 +240,31 @@
         </w:tc>
         <w:tc>
           <w:tcPr>
-            <w:tcW w:w="2340" w:type="dxa"/>
-          </w:tcPr>
-          <w:p>
-            <w:r>
-              <w:t>3.918</w:t>
-            </w:r>
-          </w:p>
-        </w:tc>
-        <w:tc>
-          <w:tcPr>
-            <w:tcW w:w="2340" w:type="dxa"/>
-          </w:tcPr>
-          <w:p>
-            <w:r>
-              <w:t>0.577</w:t>
-            </w:r>
-          </w:p>
-        </w:tc>
-        <w:tc>
-          <w:tcPr>
-            <w:tcW w:w="2340" w:type="dxa"/>
-          </w:tcPr>
-          <w:p>
-            <w:r>
-              <w:t>93 / 91</w:t>
+            <w:tcW w:type="dxa" w:w="2340"/>
+          </w:tcPr>
+          <w:p>
+            <w:r>
+              <w:t>3.891</w:t>
+            </w:r>
+          </w:p>
+        </w:tc>
+        <w:tc>
+          <w:tcPr>
+            <w:tcW w:type="dxa" w:w="2340"/>
+          </w:tcPr>
+          <w:p>
+            <w:r>
+              <w:t>0.575</w:t>
+            </w:r>
+          </w:p>
+        </w:tc>
+        <w:tc>
+          <w:tcPr>
+            <w:tcW w:type="dxa" w:w="2340"/>
+          </w:tcPr>
+          <w:p>
+            <w:r>
+              <w:t>92 / 90</w:t>
             </w:r>
           </w:p>
         </w:tc>
@@ -276,7 +275,7 @@
         <w:pStyle w:val="BodyText"/>
       </w:pPr>
       <w:r>
-        <w:t>The MAT comparison includes the same 93 sites for all models. The MAP comparison includes the same 91 sites with usable DiLP predictors. Kepong and Tanjung Tuan lack the logged tooth measurements needed for DiLP’s MAP equation. MAP errors are measured on the natural-log scale, with precipitation expressed in centimetres.</w:t>
+        <w:t>The calibration contains 92 sites. Yasuni-ridgetop and Yasuni-upper slope are treated as one site, while Yasuni-valley bottom remains separate. The MAT comparison includes all 92 sites; the MAP comparison includes the same 90 sites for every model. Kepong and Tanjung Tuan lack the logged tooth measurements needed for DiLP’s MAP equation. MAP errors are measured on the natural-log scale, with precipitation expressed in centimetres.</w:t>
       </w:r>
     </w:p>
     <w:p>
@@ -284,7 +283,6 @@
         <w:pStyle w:val="Heading1"/>
       </w:pPr>
       <w:r>
-        <w:lastRenderedPageBreak/>
         <w:t>Fossil climate comparison</w:t>
       </w:r>
     </w:p>
@@ -293,7 +291,7 @@
         <w:pStyle w:val="BodyText"/>
       </w:pPr>
       <w:r>
-        <w:t>Palacio de los Loros combines the PL1 and PL2 collections at an age of 61.7 Ma. Leaf measurements are averaged within each species at each fossil site. Each occurrence is placed on the extant phylogeny at its site’s age using its formal genus, family, or order identification. PIP combines that occurrence’s local traits with its phylogenetic correction. The 12-trait site regression predicts directly from the site’s mean traits. Missing fossil traits are estimated using the extant calibration imputers.</w:t>
+        <w:t>Palacio de los Loros combines the PL1 and PL2 collections at an age of 64.08 Ma. Leaf measurements are averaged within each species at each fossil site. Each occurrence is placed on the extant phylogeny at its site’s age using its formal genus, family, or order identification. PIP combines that occurrence’s local traits with its phylogenetic correction. The 12-trait site regression predicts directly from the site’s mean traits. Missing fossil traits are estimated using the extant calibration imputers.</w:t>
       </w:r>
     </w:p>
     <w:p>
@@ -307,8 +305,8 @@
     <w:tbl>
       <w:tblPr>
         <w:tblStyle w:val="Table"/>
-        <w:tblW w:w="0" w:type="auto"/>
-        <w:tblLook w:val="04A0" w:firstRow="1" w:lastRow="0" w:firstColumn="1" w:lastColumn="0" w:noHBand="0" w:noVBand="1"/>
+        <w:tblW w:type="auto" w:w="0"/>
+        <w:tblLook w:firstColumn="1" w:firstRow="1" w:lastColumn="0" w:lastRow="0" w:noHBand="0" w:noVBand="1" w:val="04A0"/>
       </w:tblPr>
       <w:tblGrid>
         <w:gridCol w:w="1337"/>
@@ -321,12 +319,11 @@
       </w:tblGrid>
       <w:tr>
         <w:trPr>
-          <w:cnfStyle w:val="100000000000" w:firstRow="1" w:lastRow="0" w:firstColumn="0" w:lastColumn="0" w:oddVBand="0" w:evenVBand="0" w:oddHBand="0" w:evenHBand="0" w:firstRowFirstColumn="0" w:firstRowLastColumn="0" w:lastRowFirstColumn="0" w:lastRowLastColumn="0"/>
           <w:tblHeader/>
         </w:trPr>
         <w:tc>
           <w:tcPr>
-            <w:tcW w:w="1337" w:type="dxa"/>
+            <w:tcW w:type="dxa" w:w="1337"/>
           </w:tcPr>
           <w:p>
             <w:r>
@@ -339,7 +336,7 @@
         </w:tc>
         <w:tc>
           <w:tcPr>
-            <w:tcW w:w="1337" w:type="dxa"/>
+            <w:tcW w:type="dxa" w:w="1337"/>
           </w:tcPr>
           <w:p>
             <w:r>
@@ -352,7 +349,7 @@
         </w:tc>
         <w:tc>
           <w:tcPr>
-            <w:tcW w:w="1337" w:type="dxa"/>
+            <w:tcW w:type="dxa" w:w="1337"/>
           </w:tcPr>
           <w:p>
             <w:r>
@@ -365,7 +362,7 @@
         </w:tc>
         <w:tc>
           <w:tcPr>
-            <w:tcW w:w="1337" w:type="dxa"/>
+            <w:tcW w:type="dxa" w:w="1337"/>
           </w:tcPr>
           <w:p>
             <w:r>
@@ -378,7 +375,7 @@
         </w:tc>
         <w:tc>
           <w:tcPr>
-            <w:tcW w:w="1337" w:type="dxa"/>
+            <w:tcW w:type="dxa" w:w="1337"/>
           </w:tcPr>
           <w:p>
             <w:r>
@@ -391,7 +388,7 @@
         </w:tc>
         <w:tc>
           <w:tcPr>
-            <w:tcW w:w="1337" w:type="dxa"/>
+            <w:tcW w:type="dxa" w:w="1337"/>
           </w:tcPr>
           <w:p>
             <w:r>
@@ -404,7 +401,7 @@
         </w:tc>
         <w:tc>
           <w:tcPr>
-            <w:tcW w:w="1337" w:type="dxa"/>
+            <w:tcW w:type="dxa" w:w="1337"/>
           </w:tcPr>
           <w:p>
             <w:r>
@@ -419,7 +416,7 @@
       <w:tr>
         <w:tc>
           <w:tcPr>
-            <w:tcW w:w="1337" w:type="dxa"/>
+            <w:tcW w:type="dxa" w:w="1337"/>
           </w:tcPr>
           <w:p>
             <w:r>
@@ -429,27 +426,27 @@
         </w:tc>
         <w:tc>
           <w:tcPr>
-            <w:tcW w:w="1337" w:type="dxa"/>
-          </w:tcPr>
-          <w:p>
-            <w:r>
-              <w:t>66.5</w:t>
-            </w:r>
-          </w:p>
-        </w:tc>
-        <w:tc>
-          <w:tcPr>
-            <w:tcW w:w="1337" w:type="dxa"/>
-          </w:tcPr>
-          <w:p>
-            <w:r>
-              <w:t>16.2</w:t>
-            </w:r>
-          </w:p>
-        </w:tc>
-        <w:tc>
-          <w:tcPr>
-            <w:tcW w:w="1337" w:type="dxa"/>
+            <w:tcW w:type="dxa" w:w="1337"/>
+          </w:tcPr>
+          <w:p>
+            <w:r>
+              <w:t>67</w:t>
+            </w:r>
+          </w:p>
+        </w:tc>
+        <w:tc>
+          <w:tcPr>
+            <w:tcW w:type="dxa" w:w="1337"/>
+          </w:tcPr>
+          <w:p>
+            <w:r>
+              <w:t>16.3</w:t>
+            </w:r>
+          </w:p>
+        </w:tc>
+        <w:tc>
+          <w:tcPr>
+            <w:tcW w:type="dxa" w:w="1337"/>
           </w:tcPr>
           <w:p>
             <w:r>
@@ -459,17 +456,17 @@
         </w:tc>
         <w:tc>
           <w:tcPr>
-            <w:tcW w:w="1337" w:type="dxa"/>
-          </w:tcPr>
-          <w:p>
-            <w:r>
-              <w:t>152</w:t>
-            </w:r>
-          </w:p>
-        </w:tc>
-        <w:tc>
-          <w:tcPr>
-            <w:tcW w:w="1337" w:type="dxa"/>
+            <w:tcW w:type="dxa" w:w="1337"/>
+          </w:tcPr>
+          <w:p>
+            <w:r>
+              <w:t>153</w:t>
+            </w:r>
+          </w:p>
+        </w:tc>
+        <w:tc>
+          <w:tcPr>
+            <w:tcW w:type="dxa" w:w="1337"/>
           </w:tcPr>
           <w:p>
             <w:r>
@@ -479,7 +476,7 @@
         </w:tc>
         <w:tc>
           <w:tcPr>
-            <w:tcW w:w="1337" w:type="dxa"/>
+            <w:tcW w:type="dxa" w:w="1337"/>
           </w:tcPr>
           <w:p>
             <w:r>
@@ -491,7 +488,7 @@
       <w:tr>
         <w:tc>
           <w:tcPr>
-            <w:tcW w:w="1337" w:type="dxa"/>
+            <w:tcW w:type="dxa" w:w="1337"/>
           </w:tcPr>
           <w:p>
             <w:r>
@@ -501,17 +498,17 @@
         </w:tc>
         <w:tc>
           <w:tcPr>
-            <w:tcW w:w="1337" w:type="dxa"/>
-          </w:tcPr>
-          <w:p>
-            <w:r>
-              <w:t>64.75</w:t>
-            </w:r>
-          </w:p>
-        </w:tc>
-        <w:tc>
-          <w:tcPr>
-            <w:tcW w:w="1337" w:type="dxa"/>
+            <w:tcW w:type="dxa" w:w="1337"/>
+          </w:tcPr>
+          <w:p>
+            <w:r>
+              <w:t>65.07</w:t>
+            </w:r>
+          </w:p>
+        </w:tc>
+        <w:tc>
+          <w:tcPr>
+            <w:tcW w:type="dxa" w:w="1337"/>
           </w:tcPr>
           <w:p>
             <w:r>
@@ -521,17 +518,17 @@
         </w:tc>
         <w:tc>
           <w:tcPr>
-            <w:tcW w:w="1337" w:type="dxa"/>
-          </w:tcPr>
-          <w:p>
-            <w:r>
-              <w:t>14.6</w:t>
-            </w:r>
-          </w:p>
-        </w:tc>
-        <w:tc>
-          <w:tcPr>
-            <w:tcW w:w="1337" w:type="dxa"/>
+            <w:tcW w:type="dxa" w:w="1337"/>
+          </w:tcPr>
+          <w:p>
+            <w:r>
+              <w:t>14.5</w:t>
+            </w:r>
+          </w:p>
+        </w:tc>
+        <w:tc>
+          <w:tcPr>
+            <w:tcW w:type="dxa" w:w="1337"/>
           </w:tcPr>
           <w:p>
             <w:r>
@@ -541,7 +538,7 @@
         </w:tc>
         <w:tc>
           <w:tcPr>
-            <w:tcW w:w="1337" w:type="dxa"/>
+            <w:tcW w:type="dxa" w:w="1337"/>
           </w:tcPr>
           <w:p>
             <w:r>
@@ -551,7 +548,7 @@
         </w:tc>
         <w:tc>
           <w:tcPr>
-            <w:tcW w:w="1337" w:type="dxa"/>
+            <w:tcW w:type="dxa" w:w="1337"/>
           </w:tcPr>
           <w:p>
             <w:r>
@@ -563,71 +560,71 @@
       <w:tr>
         <w:tc>
           <w:tcPr>
-            <w:tcW w:w="1337" w:type="dxa"/>
-          </w:tcPr>
-          <w:p>
-            <w:r>
-              <w:t>Williston Basin II</w:t>
-            </w:r>
-          </w:p>
-        </w:tc>
-        <w:tc>
-          <w:tcPr>
-            <w:tcW w:w="1337" w:type="dxa"/>
-          </w:tcPr>
-          <w:p>
-            <w:r>
-              <w:t>63.5</w:t>
-            </w:r>
-          </w:p>
-        </w:tc>
-        <w:tc>
-          <w:tcPr>
-            <w:tcW w:w="1337" w:type="dxa"/>
-          </w:tcPr>
-          <w:p>
-            <w:r>
-              <w:t>16.6</w:t>
-            </w:r>
-          </w:p>
-        </w:tc>
-        <w:tc>
-          <w:tcPr>
-            <w:tcW w:w="1337" w:type="dxa"/>
-          </w:tcPr>
-          <w:p>
-            <w:r>
-              <w:t>13.8</w:t>
-            </w:r>
-          </w:p>
-        </w:tc>
-        <w:tc>
-          <w:tcPr>
-            <w:tcW w:w="1337" w:type="dxa"/>
-          </w:tcPr>
-          <w:p>
-            <w:r>
-              <w:t>161</w:t>
-            </w:r>
-          </w:p>
-        </w:tc>
-        <w:tc>
-          <w:tcPr>
-            <w:tcW w:w="1337" w:type="dxa"/>
-          </w:tcPr>
-          <w:p>
-            <w:r>
-              <w:t>101</w:t>
-            </w:r>
-          </w:p>
-        </w:tc>
-        <w:tc>
-          <w:tcPr>
-            <w:tcW w:w="1337" w:type="dxa"/>
-          </w:tcPr>
-          <w:p>
-            <w:r>
-              <w:t>23</w:t>
+            <w:tcW w:type="dxa" w:w="1337"/>
+          </w:tcPr>
+          <w:p>
+            <w:r>
+              <w:t>Palacio de los Loros</w:t>
+            </w:r>
+          </w:p>
+        </w:tc>
+        <w:tc>
+          <w:tcPr>
+            <w:tcW w:type="dxa" w:w="1337"/>
+          </w:tcPr>
+          <w:p>
+            <w:r>
+              <w:t>64.08</w:t>
+            </w:r>
+          </w:p>
+        </w:tc>
+        <w:tc>
+          <w:tcPr>
+            <w:tcW w:type="dxa" w:w="1337"/>
+          </w:tcPr>
+          <w:p>
+            <w:r>
+              <w:t>17.2</w:t>
+            </w:r>
+          </w:p>
+        </w:tc>
+        <w:tc>
+          <w:tcPr>
+            <w:tcW w:type="dxa" w:w="1337"/>
+          </w:tcPr>
+          <w:p>
+            <w:r>
+              <w:t>13.5</w:t>
+            </w:r>
+          </w:p>
+        </w:tc>
+        <w:tc>
+          <w:tcPr>
+            <w:tcW w:type="dxa" w:w="1337"/>
+          </w:tcPr>
+          <w:p>
+            <w:r>
+              <w:t>166</w:t>
+            </w:r>
+          </w:p>
+        </w:tc>
+        <w:tc>
+          <w:tcPr>
+            <w:tcW w:type="dxa" w:w="1337"/>
+          </w:tcPr>
+          <w:p>
+            <w:r>
+              <w:t>108</w:t>
+            </w:r>
+          </w:p>
+        </w:tc>
+        <w:tc>
+          <w:tcPr>
+            <w:tcW w:type="dxa" w:w="1337"/>
+          </w:tcPr>
+          <w:p>
+            <w:r>
+              <w:t>29</w:t>
             </w:r>
           </w:p>
         </w:tc>
@@ -635,71 +632,71 @@
       <w:tr>
         <w:tc>
           <w:tcPr>
-            <w:tcW w:w="1337" w:type="dxa"/>
-          </w:tcPr>
-          <w:p>
-            <w:r>
-              <w:t>Palacio de los Loros</w:t>
-            </w:r>
-          </w:p>
-        </w:tc>
-        <w:tc>
-          <w:tcPr>
-            <w:tcW w:w="1337" w:type="dxa"/>
-          </w:tcPr>
-          <w:p>
-            <w:r>
-              <w:t>61.7</w:t>
-            </w:r>
-          </w:p>
-        </w:tc>
-        <w:tc>
-          <w:tcPr>
-            <w:tcW w:w="1337" w:type="dxa"/>
-          </w:tcPr>
-          <w:p>
-            <w:r>
-              <w:t>17.2</w:t>
-            </w:r>
-          </w:p>
-        </w:tc>
-        <w:tc>
-          <w:tcPr>
-            <w:tcW w:w="1337" w:type="dxa"/>
-          </w:tcPr>
-          <w:p>
-            <w:r>
-              <w:t>13.5</w:t>
-            </w:r>
-          </w:p>
-        </w:tc>
-        <w:tc>
-          <w:tcPr>
-            <w:tcW w:w="1337" w:type="dxa"/>
-          </w:tcPr>
-          <w:p>
-            <w:r>
-              <w:t>166</w:t>
-            </w:r>
-          </w:p>
-        </w:tc>
-        <w:tc>
-          <w:tcPr>
-            <w:tcW w:w="1337" w:type="dxa"/>
-          </w:tcPr>
-          <w:p>
-            <w:r>
-              <w:t>107</w:t>
-            </w:r>
-          </w:p>
-        </w:tc>
-        <w:tc>
-          <w:tcPr>
-            <w:tcW w:w="1337" w:type="dxa"/>
-          </w:tcPr>
-          <w:p>
-            <w:r>
-              <w:t>29</w:t>
+            <w:tcW w:type="dxa" w:w="1337"/>
+          </w:tcPr>
+          <w:p>
+            <w:r>
+              <w:t>Williston Basin II</w:t>
+            </w:r>
+          </w:p>
+        </w:tc>
+        <w:tc>
+          <w:tcPr>
+            <w:tcW w:type="dxa" w:w="1337"/>
+          </w:tcPr>
+          <w:p>
+            <w:r>
+              <w:t>63.8</w:t>
+            </w:r>
+          </w:p>
+        </w:tc>
+        <w:tc>
+          <w:tcPr>
+            <w:tcW w:type="dxa" w:w="1337"/>
+          </w:tcPr>
+          <w:p>
+            <w:r>
+              <w:t>16.7</w:t>
+            </w:r>
+          </w:p>
+        </w:tc>
+        <w:tc>
+          <w:tcPr>
+            <w:tcW w:type="dxa" w:w="1337"/>
+          </w:tcPr>
+          <w:p>
+            <w:r>
+              <w:t>13.7</w:t>
+            </w:r>
+          </w:p>
+        </w:tc>
+        <w:tc>
+          <w:tcPr>
+            <w:tcW w:type="dxa" w:w="1337"/>
+          </w:tcPr>
+          <w:p>
+            <w:r>
+              <w:t>161</w:t>
+            </w:r>
+          </w:p>
+        </w:tc>
+        <w:tc>
+          <w:tcPr>
+            <w:tcW w:type="dxa" w:w="1337"/>
+          </w:tcPr>
+          <w:p>
+            <w:r>
+              <w:t>102</w:t>
+            </w:r>
+          </w:p>
+        </w:tc>
+        <w:tc>
+          <w:tcPr>
+            <w:tcW w:type="dxa" w:w="1337"/>
+          </w:tcPr>
+          <w:p>
+            <w:r>
+              <w:t>23</w:t>
             </w:r>
           </w:p>
         </w:tc>
@@ -707,7 +704,7 @@
       <w:tr>
         <w:tc>
           <w:tcPr>
-            <w:tcW w:w="1337" w:type="dxa"/>
+            <w:tcW w:type="dxa" w:w="1337"/>
           </w:tcPr>
           <w:p>
             <w:r>
@@ -717,17 +714,17 @@
         </w:tc>
         <w:tc>
           <w:tcPr>
-            <w:tcW w:w="1337" w:type="dxa"/>
-          </w:tcPr>
-          <w:p>
-            <w:r>
-              <w:t>59.75</w:t>
-            </w:r>
-          </w:p>
-        </w:tc>
-        <w:tc>
-          <w:tcPr>
-            <w:tcW w:w="1337" w:type="dxa"/>
+            <w:tcW w:type="dxa" w:w="1337"/>
+          </w:tcPr>
+          <w:p>
+            <w:r>
+              <w:t>60.4</w:t>
+            </w:r>
+          </w:p>
+        </w:tc>
+        <w:tc>
+          <w:tcPr>
+            <w:tcW w:type="dxa" w:w="1337"/>
           </w:tcPr>
           <w:p>
             <w:r>
@@ -737,17 +734,17 @@
         </w:tc>
         <w:tc>
           <w:tcPr>
-            <w:tcW w:w="1337" w:type="dxa"/>
-          </w:tcPr>
-          <w:p>
-            <w:r>
-              <w:t>16.1</w:t>
-            </w:r>
-          </w:p>
-        </w:tc>
-        <w:tc>
-          <w:tcPr>
-            <w:tcW w:w="1337" w:type="dxa"/>
+            <w:tcW w:type="dxa" w:w="1337"/>
+          </w:tcPr>
+          <w:p>
+            <w:r>
+              <w:t>16</w:t>
+            </w:r>
+          </w:p>
+        </w:tc>
+        <w:tc>
+          <w:tcPr>
+            <w:tcW w:type="dxa" w:w="1337"/>
           </w:tcPr>
           <w:p>
             <w:r>
@@ -757,17 +754,17 @@
         </w:tc>
         <w:tc>
           <w:tcPr>
-            <w:tcW w:w="1337" w:type="dxa"/>
-          </w:tcPr>
-          <w:p>
-            <w:r>
-              <w:t>106</w:t>
-            </w:r>
-          </w:p>
-        </w:tc>
-        <w:tc>
-          <w:tcPr>
-            <w:tcW w:w="1337" w:type="dxa"/>
+            <w:tcW w:type="dxa" w:w="1337"/>
+          </w:tcPr>
+          <w:p>
+            <w:r>
+              <w:t>107</w:t>
+            </w:r>
+          </w:p>
+        </w:tc>
+        <w:tc>
+          <w:tcPr>
+            <w:tcW w:type="dxa" w:w="1337"/>
           </w:tcPr>
           <w:p>
             <w:r>
@@ -779,7 +776,7 @@
       <w:tr>
         <w:tc>
           <w:tcPr>
-            <w:tcW w:w="1337" w:type="dxa"/>
+            <w:tcW w:type="dxa" w:w="1337"/>
           </w:tcPr>
           <w:p>
             <w:r>
@@ -789,17 +786,17 @@
         </w:tc>
         <w:tc>
           <w:tcPr>
-            <w:tcW w:w="1337" w:type="dxa"/>
-          </w:tcPr>
-          <w:p>
-            <w:r>
-              <w:t>58</w:t>
-            </w:r>
-          </w:p>
-        </w:tc>
-        <w:tc>
-          <w:tcPr>
-            <w:tcW w:w="1337" w:type="dxa"/>
+            <w:tcW w:type="dxa" w:w="1337"/>
+          </w:tcPr>
+          <w:p>
+            <w:r>
+              <w:t>59</w:t>
+            </w:r>
+          </w:p>
+        </w:tc>
+        <w:tc>
+          <w:tcPr>
+            <w:tcW w:type="dxa" w:w="1337"/>
           </w:tcPr>
           <w:p>
             <w:r>
@@ -809,7 +806,7 @@
         </w:tc>
         <w:tc>
           <w:tcPr>
-            <w:tcW w:w="1337" w:type="dxa"/>
+            <w:tcW w:type="dxa" w:w="1337"/>
           </w:tcPr>
           <w:p>
             <w:r>
@@ -819,27 +816,27 @@
         </w:tc>
         <w:tc>
           <w:tcPr>
-            <w:tcW w:w="1337" w:type="dxa"/>
-          </w:tcPr>
-          <w:p>
-            <w:r>
-              <w:t>217</w:t>
-            </w:r>
-          </w:p>
-        </w:tc>
-        <w:tc>
-          <w:tcPr>
-            <w:tcW w:w="1337" w:type="dxa"/>
-          </w:tcPr>
-          <w:p>
-            <w:r>
-              <w:t>286</w:t>
-            </w:r>
-          </w:p>
-        </w:tc>
-        <w:tc>
-          <w:tcPr>
-            <w:tcW w:w="1337" w:type="dxa"/>
+            <w:tcW w:type="dxa" w:w="1337"/>
+          </w:tcPr>
+          <w:p>
+            <w:r>
+              <w:t>216</w:t>
+            </w:r>
+          </w:p>
+        </w:tc>
+        <w:tc>
+          <w:tcPr>
+            <w:tcW w:type="dxa" w:w="1337"/>
+          </w:tcPr>
+          <w:p>
+            <w:r>
+              <w:t>283</w:t>
+            </w:r>
+          </w:p>
+        </w:tc>
+        <w:tc>
+          <w:tcPr>
+            <w:tcW w:type="dxa" w:w="1337"/>
           </w:tcPr>
           <w:p>
             <w:r>
@@ -851,7 +848,7 @@
       <w:tr>
         <w:tc>
           <w:tcPr>
-            <w:tcW w:w="1337" w:type="dxa"/>
+            <w:tcW w:type="dxa" w:w="1337"/>
           </w:tcPr>
           <w:p>
             <w:r>
@@ -861,7 +858,7 @@
         </w:tc>
         <w:tc>
           <w:tcPr>
-            <w:tcW w:w="1337" w:type="dxa"/>
+            <w:tcW w:type="dxa" w:w="1337"/>
           </w:tcPr>
           <w:p>
             <w:r>
@@ -871,7 +868,7 @@
         </w:tc>
         <w:tc>
           <w:tcPr>
-            <w:tcW w:w="1337" w:type="dxa"/>
+            <w:tcW w:type="dxa" w:w="1337"/>
           </w:tcPr>
           <w:p>
             <w:r>
@@ -881,7 +878,7 @@
         </w:tc>
         <w:tc>
           <w:tcPr>
-            <w:tcW w:w="1337" w:type="dxa"/>
+            <w:tcW w:type="dxa" w:w="1337"/>
           </w:tcPr>
           <w:p>
             <w:r>
@@ -891,17 +888,17 @@
         </w:tc>
         <w:tc>
           <w:tcPr>
-            <w:tcW w:w="1337" w:type="dxa"/>
-          </w:tcPr>
-          <w:p>
-            <w:r>
-              <w:t>167</w:t>
-            </w:r>
-          </w:p>
-        </w:tc>
-        <w:tc>
-          <w:tcPr>
-            <w:tcW w:w="1337" w:type="dxa"/>
+            <w:tcW w:type="dxa" w:w="1337"/>
+          </w:tcPr>
+          <w:p>
+            <w:r>
+              <w:t>166</w:t>
+            </w:r>
+          </w:p>
+        </w:tc>
+        <w:tc>
+          <w:tcPr>
+            <w:tcW w:type="dxa" w:w="1337"/>
           </w:tcPr>
           <w:p>
             <w:r>
@@ -911,7 +908,7 @@
         </w:tc>
         <w:tc>
           <w:tcPr>
-            <w:tcW w:w="1337" w:type="dxa"/>
+            <w:tcW w:type="dxa" w:w="1337"/>
           </w:tcPr>
           <w:p>
             <w:r>
@@ -923,7 +920,7 @@
       <w:tr>
         <w:tc>
           <w:tcPr>
-            <w:tcW w:w="1337" w:type="dxa"/>
+            <w:tcW w:type="dxa" w:w="1337"/>
           </w:tcPr>
           <w:p>
             <w:r>
@@ -933,27 +930,27 @@
         </w:tc>
         <w:tc>
           <w:tcPr>
-            <w:tcW w:w="1337" w:type="dxa"/>
-          </w:tcPr>
-          <w:p>
-            <w:r>
-              <w:t>51.9</w:t>
-            </w:r>
-          </w:p>
-        </w:tc>
-        <w:tc>
-          <w:tcPr>
-            <w:tcW w:w="1337" w:type="dxa"/>
-          </w:tcPr>
-          <w:p>
-            <w:r>
-              <w:t>16.6</w:t>
-            </w:r>
-          </w:p>
-        </w:tc>
-        <w:tc>
-          <w:tcPr>
-            <w:tcW w:w="1337" w:type="dxa"/>
+            <w:tcW w:type="dxa" w:w="1337"/>
+          </w:tcPr>
+          <w:p>
+            <w:r>
+              <w:t>52</w:t>
+            </w:r>
+          </w:p>
+        </w:tc>
+        <w:tc>
+          <w:tcPr>
+            <w:tcW w:type="dxa" w:w="1337"/>
+          </w:tcPr>
+          <w:p>
+            <w:r>
+              <w:t>16.7</w:t>
+            </w:r>
+          </w:p>
+        </w:tc>
+        <w:tc>
+          <w:tcPr>
+            <w:tcW w:type="dxa" w:w="1337"/>
           </w:tcPr>
           <w:p>
             <w:r>
@@ -963,7 +960,7 @@
         </w:tc>
         <w:tc>
           <w:tcPr>
-            <w:tcW w:w="1337" w:type="dxa"/>
+            <w:tcW w:type="dxa" w:w="1337"/>
           </w:tcPr>
           <w:p>
             <w:r>
@@ -973,7 +970,7 @@
         </w:tc>
         <w:tc>
           <w:tcPr>
-            <w:tcW w:w="1337" w:type="dxa"/>
+            <w:tcW w:type="dxa" w:w="1337"/>
           </w:tcPr>
           <w:p>
             <w:r>
@@ -983,7 +980,7 @@
         </w:tc>
         <w:tc>
           <w:tcPr>
-            <w:tcW w:w="1337" w:type="dxa"/>
+            <w:tcW w:type="dxa" w:w="1337"/>
           </w:tcPr>
           <w:p>
             <w:r>
@@ -995,7 +992,7 @@
       <w:tr>
         <w:tc>
           <w:tcPr>
-            <w:tcW w:w="1337" w:type="dxa"/>
+            <w:tcW w:type="dxa" w:w="1337"/>
           </w:tcPr>
           <w:p>
             <w:r>
@@ -1005,37 +1002,37 @@
         </w:tc>
         <w:tc>
           <w:tcPr>
-            <w:tcW w:w="1337" w:type="dxa"/>
-          </w:tcPr>
-          <w:p>
-            <w:r>
-              <w:t>49.4</w:t>
-            </w:r>
-          </w:p>
-        </w:tc>
-        <w:tc>
-          <w:tcPr>
-            <w:tcW w:w="1337" w:type="dxa"/>
-          </w:tcPr>
-          <w:p>
-            <w:r>
-              <w:t>14</w:t>
-            </w:r>
-          </w:p>
-        </w:tc>
-        <w:tc>
-          <w:tcPr>
-            <w:tcW w:w="1337" w:type="dxa"/>
-          </w:tcPr>
-          <w:p>
-            <w:r>
-              <w:t>8.7</w:t>
-            </w:r>
-          </w:p>
-        </w:tc>
-        <w:tc>
-          <w:tcPr>
-            <w:tcW w:w="1337" w:type="dxa"/>
+            <w:tcW w:type="dxa" w:w="1337"/>
+          </w:tcPr>
+          <w:p>
+            <w:r>
+              <w:t>51.18</w:t>
+            </w:r>
+          </w:p>
+        </w:tc>
+        <w:tc>
+          <w:tcPr>
+            <w:tcW w:type="dxa" w:w="1337"/>
+          </w:tcPr>
+          <w:p>
+            <w:r>
+              <w:t>14.1</w:t>
+            </w:r>
+          </w:p>
+        </w:tc>
+        <w:tc>
+          <w:tcPr>
+            <w:tcW w:type="dxa" w:w="1337"/>
+          </w:tcPr>
+          <w:p>
+            <w:r>
+              <w:t>8.6</w:t>
+            </w:r>
+          </w:p>
+        </w:tc>
+        <w:tc>
+          <w:tcPr>
+            <w:tcW w:type="dxa" w:w="1337"/>
           </w:tcPr>
           <w:p>
             <w:r>
@@ -1045,17 +1042,17 @@
         </w:tc>
         <w:tc>
           <w:tcPr>
-            <w:tcW w:w="1337" w:type="dxa"/>
-          </w:tcPr>
-          <w:p>
-            <w:r>
-              <w:t>66</w:t>
-            </w:r>
-          </w:p>
-        </w:tc>
-        <w:tc>
-          <w:tcPr>
-            <w:tcW w:w="1337" w:type="dxa"/>
+            <w:tcW w:type="dxa" w:w="1337"/>
+          </w:tcPr>
+          <w:p>
+            <w:r>
+              <w:t>67</w:t>
+            </w:r>
+          </w:p>
+        </w:tc>
+        <w:tc>
+          <w:tcPr>
+            <w:tcW w:type="dxa" w:w="1337"/>
           </w:tcPr>
           <w:p>
             <w:r>
@@ -1067,7 +1064,7 @@
       <w:tr>
         <w:tc>
           <w:tcPr>
-            <w:tcW w:w="1337" w:type="dxa"/>
+            <w:tcW w:type="dxa" w:w="1337"/>
           </w:tcPr>
           <w:p>
             <w:r>
@@ -1077,7 +1074,7 @@
         </w:tc>
         <w:tc>
           <w:tcPr>
-            <w:tcW w:w="1337" w:type="dxa"/>
+            <w:tcW w:type="dxa" w:w="1337"/>
           </w:tcPr>
           <w:p>
             <w:r>
@@ -1087,7 +1084,7 @@
         </w:tc>
         <w:tc>
           <w:tcPr>
-            <w:tcW w:w="1337" w:type="dxa"/>
+            <w:tcW w:type="dxa" w:w="1337"/>
           </w:tcPr>
           <w:p>
             <w:r>
@@ -1097,7 +1094,7 @@
         </w:tc>
         <w:tc>
           <w:tcPr>
-            <w:tcW w:w="1337" w:type="dxa"/>
+            <w:tcW w:type="dxa" w:w="1337"/>
           </w:tcPr>
           <w:p>
             <w:r>
@@ -1107,17 +1104,17 @@
         </w:tc>
         <w:tc>
           <w:tcPr>
-            <w:tcW w:w="1337" w:type="dxa"/>
-          </w:tcPr>
-          <w:p>
-            <w:r>
-              <w:t>148</w:t>
-            </w:r>
-          </w:p>
-        </w:tc>
-        <w:tc>
-          <w:tcPr>
-            <w:tcW w:w="1337" w:type="dxa"/>
+            <w:tcW w:type="dxa" w:w="1337"/>
+          </w:tcPr>
+          <w:p>
+            <w:r>
+              <w:t>149</w:t>
+            </w:r>
+          </w:p>
+        </w:tc>
+        <w:tc>
+          <w:tcPr>
+            <w:tcW w:type="dxa" w:w="1337"/>
           </w:tcPr>
           <w:p>
             <w:r>
@@ -1127,7 +1124,7 @@
         </w:tc>
         <w:tc>
           <w:tcPr>
-            <w:tcW w:w="1337" w:type="dxa"/>
+            <w:tcW w:type="dxa" w:w="1337"/>
           </w:tcPr>
           <w:p>
             <w:r>
@@ -1142,13 +1139,48 @@
         <w:pStyle w:val="BodyText"/>
       </w:pPr>
       <w:r>
-        <w:t>A taxonomic sensitivity analysis also uses provisional identifications reported in quotation marks. These placements change site PIP estimates by at most 0.5 °C for MAT and 3 cm for MAP.</w:t>
+        <w:t>A taxonomic sensitivity analysis also uses provisional identifications reported in quotation marks. These placements change site PIP estimates by at most 0.5 °C for MAT and 4 cm for MAP.</w:t>
       </w:r>
     </w:p>
     <w:p>
       <w:pPr>
+        <w:pStyle w:val="Heading1"/>
+      </w:pPr>
+      <w:r>
+        <w:t>Interpretation</w:t>
+      </w:r>
+    </w:p>
+    <w:p>
+      <w:pPr>
         <w:pStyle w:val="BodyText"/>
       </w:pPr>
+      <w:r>
+        <w:t>PIP predicts held-out extant sites more accurately than either site regression in this comparison. Its fossil estimates range from 14.1 to 21.6 °C for MAT and 146 to 216 cm for MAP.</w:t>
+      </w:r>
+    </w:p>
+    <w:p>
+      <w:pPr>
+        <w:pStyle w:val="BodyText"/>
+      </w:pPr>
+      <w:r>
+        <w:t>Species-level calibration averages traits and climate across extant occurrences, so within-species variation is reduced during fitting. Some genus-level calibration labels combine unnamed morphotypes and require taxonomic review. Applying the validation results to fossils also depends on the accuracy of taxonomic assignments and fossil ages.</w:t>
+      </w:r>
+    </w:p>
+    <w:p>
+      <w:pPr>
+        <w:pStyle w:val="Heading1"/>
+      </w:pPr>
+      <w:r>
+        <w:t>Reproducibility</w:t>
+      </w:r>
+    </w:p>
+    <w:p>
+      <w:pPr>
+        <w:pStyle w:val="BodyText"/>
+      </w:pPr>
+      <w:r>
+        <w:t>The site folds and held-out PIP and 12-trait regression predictions are stored in tables/loso_cv_site_predictions.csv. Running Rscript code/03c_dilp_cv.R fits DiLP on those folds and writes its predictions and coefficients to tables/dilp_cv_site_predictions.csv and tables/dilp_cv_coefficients.csv. The matching-site RMSE comparison is saved in tables/dana_cv_comparison.csv.</w:t>
+      </w:r>
     </w:p>
     <w:sectPr>
       <w:footnotePr>
